--- a/FuentesCurso/UD 05. Redes y volumenes en Docker/UD 05.07 - Actividades entregables.docx
+++ b/FuentesCurso/UD 05. Redes y volumenes en Docker/UD 05.07 - Actividades entregables.docx
@@ -21,12 +21,13 @@
         <w:rPr>
           <w:rFonts w:ascii="Proxima Nova" w:cs="Proxima Nova" w:eastAsia="Proxima Nova" w:hAnsi="Proxima Nova"/>
           <w:b w:val="0"/>
+          <w:bCs w:val="0"/>
           <w:color w:val="669966"/>
           <w:sz w:val="48"/>
           <w:szCs w:val="48"/>
           <w:rtl w:val="0"/>
         </w:rPr>
-        <w:t xml:space="preserve">Introducción a Docker</w:t>
+        <w:t xml:space="preserve">Introducción a Docker y Kubernetes</w:t>
       </w:r>
       <w:r>
         <w:rPr>
@@ -72,12 +73,12 @@
           <wp:inline distB="114300" distT="114300" distL="114300" distR="114300">
             <wp:extent cx="447675" cy="57150"/>
             <wp:effectExtent b="0" l="0" r="0" t="0"/>
-            <wp:docPr descr="short line" id="3" name="image4.png"/>
+            <wp:docPr descr="short line" id="3" name="image2.png"/>
             <a:graphic>
               <a:graphicData uri="http://schemas.openxmlformats.org/drawingml/2006/picture">
                 <pic:pic>
                   <pic:nvPicPr>
-                    <pic:cNvPr descr="short line" id="0" name="image4.png"/>
+                    <pic:cNvPr descr="short line" id="0" name="image2.png"/>
                     <pic:cNvPicPr preferRelativeResize="0"/>
                   </pic:nvPicPr>
                   <pic:blipFill>
@@ -200,12 +201,12 @@
           <wp:inline distB="114300" distT="114300" distL="114300" distR="114300">
             <wp:extent cx="6120000" cy="444500"/>
             <wp:effectExtent b="0" l="0" r="0" t="0"/>
-            <wp:docPr id="2" name="image2.png"/>
+            <wp:docPr id="2" name="image1.png"/>
             <a:graphic>
               <a:graphicData uri="http://schemas.openxmlformats.org/drawingml/2006/picture">
                 <pic:pic>
                   <pic:nvPicPr>
-                    <pic:cNvPr id="0" name="image2.png"/>
+                    <pic:cNvPr id="0" name="image1.png"/>
                     <pic:cNvPicPr preferRelativeResize="0"/>
                   </pic:nvPicPr>
                   <pic:blipFill>
@@ -325,7 +326,7 @@
           <w:szCs w:val="32"/>
           <w:rtl w:val="0"/>
         </w:rPr>
-        <w:t xml:space="preserve">Actualizado Febrero 2025</w:t>
+        <w:t xml:space="preserve">Actualizado Enero 2026</w:t>
       </w:r>
     </w:p>
     <w:p>
@@ -356,6 +357,7 @@
         <w:rPr>
           <w:rFonts w:ascii="Verdana" w:cs="Verdana" w:eastAsia="Verdana" w:hAnsi="Verdana"/>
           <w:b w:val="1"/>
+          <w:bCs w:val="1"/>
           <w:sz w:val="20"/>
           <w:szCs w:val="20"/>
         </w:rPr>
@@ -376,6 +378,7 @@
         <w:rPr>
           <w:rFonts w:ascii="Verdana" w:cs="Verdana" w:eastAsia="Verdana" w:hAnsi="Verdana"/>
           <w:b w:val="1"/>
+          <w:bCs w:val="1"/>
           <w:sz w:val="20"/>
           <w:szCs w:val="20"/>
           <w:rtl w:val="0"/>
@@ -515,6 +518,7 @@
         <w:ind w:left="0" w:right="57" w:firstLine="0"/>
         <w:rPr>
           <w:b w:val="1"/>
+          <w:bCs w:val="1"/>
         </w:rPr>
       </w:pPr>
       <w:r>
@@ -528,6 +532,7 @@
       <w:r>
         <w:rPr>
           <w:b w:val="1"/>
+          <w:bCs w:val="1"/>
           <w:rtl w:val="0"/>
         </w:rPr>
         <w:t xml:space="preserve">Importante</w:t>
@@ -558,6 +563,7 @@
         <w:ind w:left="0" w:right="57" w:firstLine="0"/>
         <w:rPr>
           <w:b w:val="1"/>
+          <w:bCs w:val="1"/>
         </w:rPr>
       </w:pPr>
       <w:r>
@@ -581,6 +587,7 @@
       <w:r>
         <w:rPr>
           <w:b w:val="1"/>
+          <w:bCs w:val="1"/>
           <w:rtl w:val="0"/>
         </w:rPr>
         <w:t xml:space="preserve">Atención</w:t>
@@ -628,6 +635,7 @@
       <w:r>
         <w:rPr>
           <w:b w:val="1"/>
+          <w:bCs w:val="1"/>
           <w:rtl w:val="0"/>
         </w:rPr>
         <w:t xml:space="preserve">Interesante</w:t>
@@ -646,6 +654,7 @@
         <w:rPr>
           <w:rFonts w:ascii="Arial" w:cs="Arial" w:eastAsia="Arial" w:hAnsi="Arial"/>
           <w:b w:val="1"/>
+          <w:bCs w:val="1"/>
           <w:smallCaps w:val="1"/>
           <w:sz w:val="32"/>
           <w:szCs w:val="32"/>
@@ -655,6 +664,7 @@
         <w:rPr>
           <w:rFonts w:ascii="Arial" w:cs="Arial" w:eastAsia="Arial" w:hAnsi="Arial"/>
           <w:b w:val="1"/>
+          <w:bCs w:val="1"/>
           <w:smallCaps w:val="1"/>
           <w:sz w:val="32"/>
           <w:szCs w:val="32"/>
@@ -665,6 +675,7 @@
     </w:p>
     <w:sdt>
       <w:sdtPr>
+        <w:id w:val="-685031601"/>
         <w:docPartObj>
           <w:docPartGallery w:val="Table of Contents"/>
           <w:docPartUnique w:val="1"/>
@@ -680,7 +691,9 @@
             <w:jc w:val="left"/>
             <w:rPr>
               <w:b w:val="1"/>
+              <w:bCs w:val="1"/>
               <w:i w:val="0"/>
+              <w:iCs w:val="0"/>
               <w:smallCaps w:val="0"/>
               <w:strike w:val="0"/>
               <w:color w:val="000000"/>
@@ -700,7 +713,9 @@
             <w:r>
               <w:rPr>
                 <w:b w:val="1"/>
+                <w:bCs w:val="1"/>
                 <w:i w:val="0"/>
+                <w:iCs w:val="0"/>
                 <w:smallCaps w:val="0"/>
                 <w:strike w:val="0"/>
                 <w:color w:val="000000"/>
@@ -731,7 +746,9 @@
             <w:jc w:val="left"/>
             <w:rPr>
               <w:b w:val="1"/>
+              <w:bCs w:val="1"/>
               <w:i w:val="0"/>
+              <w:iCs w:val="0"/>
               <w:smallCaps w:val="0"/>
               <w:strike w:val="0"/>
               <w:color w:val="000000"/>
@@ -746,7 +763,9 @@
             <w:r>
               <w:rPr>
                 <w:b w:val="1"/>
+                <w:bCs w:val="1"/>
                 <w:i w:val="0"/>
+                <w:iCs w:val="0"/>
                 <w:smallCaps w:val="0"/>
                 <w:strike w:val="0"/>
                 <w:color w:val="000000"/>
@@ -777,7 +796,9 @@
             <w:jc w:val="left"/>
             <w:rPr>
               <w:b w:val="1"/>
+              <w:bCs w:val="1"/>
               <w:i w:val="0"/>
+              <w:iCs w:val="0"/>
               <w:smallCaps w:val="0"/>
               <w:strike w:val="0"/>
               <w:color w:val="000000"/>
@@ -792,7 +813,9 @@
             <w:r>
               <w:rPr>
                 <w:b w:val="1"/>
+                <w:bCs w:val="1"/>
                 <w:i w:val="0"/>
+                <w:iCs w:val="0"/>
                 <w:smallCaps w:val="0"/>
                 <w:strike w:val="0"/>
                 <w:color w:val="000000"/>
@@ -823,7 +846,9 @@
             <w:jc w:val="left"/>
             <w:rPr>
               <w:b w:val="1"/>
+              <w:bCs w:val="1"/>
               <w:i w:val="0"/>
+              <w:iCs w:val="0"/>
               <w:smallCaps w:val="0"/>
               <w:strike w:val="0"/>
               <w:color w:val="000000"/>
@@ -838,7 +863,9 @@
             <w:r>
               <w:rPr>
                 <w:b w:val="1"/>
+                <w:bCs w:val="1"/>
                 <w:i w:val="0"/>
+                <w:iCs w:val="0"/>
                 <w:smallCaps w:val="0"/>
                 <w:strike w:val="0"/>
                 <w:color w:val="000000"/>
@@ -869,7 +896,9 @@
             <w:jc w:val="left"/>
             <w:rPr>
               <w:b w:val="1"/>
+              <w:bCs w:val="1"/>
               <w:i w:val="0"/>
+              <w:iCs w:val="0"/>
               <w:smallCaps w:val="0"/>
               <w:strike w:val="0"/>
               <w:color w:val="000000"/>
@@ -884,7 +913,9 @@
             <w:r>
               <w:rPr>
                 <w:b w:val="1"/>
+                <w:bCs w:val="1"/>
                 <w:i w:val="0"/>
+                <w:iCs w:val="0"/>
                 <w:smallCaps w:val="0"/>
                 <w:strike w:val="0"/>
                 <w:color w:val="000000"/>
@@ -919,6 +950,7 @@
         <w:rPr>
           <w:rFonts w:ascii="Arial" w:cs="Arial" w:eastAsia="Arial" w:hAnsi="Arial"/>
           <w:b w:val="1"/>
+          <w:bCs w:val="1"/>
           <w:smallCaps w:val="1"/>
           <w:sz w:val="32"/>
           <w:szCs w:val="32"/>
@@ -1256,7 +1288,9 @@
       <w:r>
         <w:rPr>
           <w:b w:val="1"/>
+          <w:bCs w:val="1"/>
           <w:i w:val="1"/>
+          <w:iCs w:val="1"/>
           <w:u w:val="single"/>
           <w:rtl w:val="0"/>
         </w:rPr>
@@ -1315,6 +1349,7 @@
       <w:r>
         <w:rPr>
           <w:b w:val="1"/>
+          <w:bCs w:val="1"/>
           <w:rtl w:val="0"/>
         </w:rPr>
         <w:t xml:space="preserve">Atención:</w:t>
@@ -1328,6 +1363,7 @@
       <w:r>
         <w:rPr>
           <w:b w:val="1"/>
+          <w:bCs w:val="1"/>
           <w:rtl w:val="0"/>
         </w:rPr>
         <w:t xml:space="preserve">¡Solo 2 de los 4 casos prácticos!</w:t>
@@ -1383,7 +1419,9 @@
       <w:r>
         <w:rPr>
           <w:b w:val="1"/>
+          <w:bCs w:val="1"/>
           <w:i w:val="1"/>
+          <w:iCs w:val="1"/>
           <w:rtl w:val="0"/>
         </w:rPr>
         <w:t xml:space="preserve">docker ps</w:t>
@@ -1843,11 +1881,19 @@
       </w:pPr>
     </w:pPrDefault>
   </w:docDefaults>
+  <w:style w:type="table" w:styleId="TableNormal" w:default="1">
+    <w:name w:val="TableNormal"/>
+    <w:tblPr>
+      <w:tblCellMar>
+        <w:top w:w="100.0" w:type="dxa"/>
+        <w:left w:w="100.0" w:type="dxa"/>
+        <w:bottom w:w="100.0" w:type="dxa"/>
+        <w:right w:w="100.0" w:type="dxa"/>
+      </w:tblCellMar>
+    </w:tblPr>
+  </w:style>
   <w:style w:type="paragraph" w:styleId="Normal" w:default="1">
     <w:name w:val="normal"/>
-  </w:style>
-  <w:style w:type="table" w:styleId="TableNormal" w:default="1">
-    <w:name w:val="Table Normal"/>
   </w:style>
   <w:style w:type="paragraph" w:styleId="Heading1">
     <w:name w:val="heading 1"/>
@@ -1895,6 +1941,7 @@
     <w:rPr>
       <w:rFonts w:ascii="Arial" w:cs="Arial" w:eastAsia="Arial" w:hAnsi="Arial"/>
       <w:b w:val="0"/>
+      <w:bCs w:val="0"/>
       <w:smallCaps w:val="0"/>
       <w:color w:val="669966"/>
       <w:sz w:val="22"/>
@@ -1915,7 +1962,9 @@
     <w:rPr>
       <w:rFonts w:ascii="Arial" w:cs="Arial" w:eastAsia="Arial" w:hAnsi="Arial"/>
       <w:b w:val="1"/>
+      <w:bCs w:val="1"/>
       <w:i w:val="1"/>
+      <w:iCs w:val="1"/>
       <w:smallCaps w:val="0"/>
       <w:sz w:val="21"/>
       <w:szCs w:val="21"/>
@@ -1936,6 +1985,7 @@
     <w:rPr>
       <w:rFonts w:ascii="Arial" w:cs="Arial" w:eastAsia="Arial" w:hAnsi="Arial"/>
       <w:b w:val="1"/>
+      <w:bCs w:val="1"/>
       <w:smallCaps w:val="1"/>
       <w:sz w:val="24"/>
       <w:szCs w:val="24"/>
@@ -1953,6 +2003,7 @@
     </w:pPr>
     <w:rPr>
       <w:b w:val="1"/>
+      <w:bCs w:val="1"/>
       <w:sz w:val="20"/>
       <w:szCs w:val="20"/>
     </w:rPr>
@@ -1969,6 +2020,7 @@
     </w:pPr>
     <w:rPr>
       <w:b w:val="1"/>
+      <w:bCs w:val="1"/>
       <w:sz w:val="72"/>
       <w:szCs w:val="72"/>
     </w:rPr>
@@ -1986,6 +2038,7 @@
     <w:rPr>
       <w:rFonts w:ascii="Georgia" w:cs="Georgia" w:eastAsia="Georgia" w:hAnsi="Georgia"/>
       <w:i w:val="1"/>
+      <w:iCs w:val="1"/>
       <w:color w:val="666666"/>
       <w:sz w:val="48"/>
       <w:szCs w:val="48"/>

--- a/FuentesCurso/UD 05. Redes y volumenes en Docker/UD 05.07 - Actividades entregables.docx
+++ b/FuentesCurso/UD 05. Redes y volumenes en Docker/UD 05.07 - Actividades entregables.docx
@@ -73,12 +73,12 @@
           <wp:inline distB="114300" distT="114300" distL="114300" distR="114300">
             <wp:extent cx="447675" cy="57150"/>
             <wp:effectExtent b="0" l="0" r="0" t="0"/>
-            <wp:docPr descr="short line" id="3" name="image2.png"/>
+            <wp:docPr descr="short line" id="3" name="image3.png"/>
             <a:graphic>
               <a:graphicData uri="http://schemas.openxmlformats.org/drawingml/2006/picture">
                 <pic:pic>
                   <pic:nvPicPr>
-                    <pic:cNvPr descr="short line" id="0" name="image2.png"/>
+                    <pic:cNvPr descr="short line" id="0" name="image3.png"/>
                     <pic:cNvPicPr preferRelativeResize="0"/>
                   </pic:nvPicPr>
                   <pic:blipFill>
@@ -412,12 +412,12 @@
             <wp:extent cx="922564" cy="322898"/>
             <wp:effectExtent b="0" l="0" r="0" t="0"/>
             <wp:wrapSquare wrapText="bothSides" distB="57150" distT="57150" distL="57150" distR="57150"/>
-            <wp:docPr id="1" name="image3.png"/>
+            <wp:docPr id="1" name="image2.png"/>
             <a:graphic>
               <a:graphicData uri="http://schemas.openxmlformats.org/drawingml/2006/picture">
                 <pic:pic>
                   <pic:nvPicPr>
-                    <pic:cNvPr id="0" name="image3.png"/>
+                    <pic:cNvPr id="0" name="image2.png"/>
                     <pic:cNvPicPr preferRelativeResize="0"/>
                   </pic:nvPicPr>
                   <pic:blipFill>
@@ -675,7 +675,7 @@
     </w:p>
     <w:sdt>
       <w:sdtPr>
-        <w:id w:val="-685031601"/>
+        <w:id w:val="-983119331"/>
         <w:docPartObj>
           <w:docPartGallery w:val="Table of Contents"/>
           <w:docPartUnique w:val="1"/>
@@ -1294,7 +1294,7 @@
           <w:u w:val="single"/>
           <w:rtl w:val="0"/>
         </w:rPr>
-        <w:t xml:space="preserve">donde elijas 2 de los 4 casos prácticos</w:t>
+        <w:t xml:space="preserve">donde elijas 2 de los 3 casos prácticos</w:t>
       </w:r>
       <w:r>
         <w:rPr>
@@ -1366,7 +1366,7 @@
           <w:bCs w:val="1"/>
           <w:rtl w:val="0"/>
         </w:rPr>
-        <w:t xml:space="preserve">¡Solo 2 de los 4 casos prácticos!</w:t>
+        <w:t xml:space="preserve">¡Solo 2 de los 3 casos prácticos!</w:t>
       </w:r>
       <w:r>
         <w:rPr>
@@ -1378,133 +1378,6 @@
         <w:rPr>
           <w:rtl w:val="0"/>
         </w:rPr>
-      </w:r>
-    </w:p>
-    <w:p>
-      <w:pPr>
-        <w:pStyle w:val="Heading1"/>
-        <w:pageBreakBefore w:val="0"/>
-        <w:numPr>
-          <w:ilvl w:val="0"/>
-          <w:numId w:val="1"/>
-        </w:numPr>
-        <w:ind w:left="432"/>
-        <w:rPr>
-          <w:smallCaps w:val="1"/>
-          <w:color w:val="669966"/>
-          <w:sz w:val="28"/>
-          <w:szCs w:val="28"/>
-        </w:rPr>
-      </w:pPr>
-      <w:bookmarkStart w:colFirst="0" w:colLast="0" w:name="_vyhbfp4t666x" w:id="2"/>
-      <w:bookmarkEnd w:id="2"/>
-      <w:r>
-        <w:rPr>
-          <w:rtl w:val="0"/>
-        </w:rPr>
-        <w:t xml:space="preserve">Entrega “Caso práctico 1”</w:t>
-      </w:r>
-    </w:p>
-    <w:p>
-      <w:pPr>
-        <w:pageBreakBefore w:val="0"/>
-        <w:rPr/>
-      </w:pPr>
-      <w:r>
-        <w:rPr>
-          <w:rtl w:val="0"/>
-        </w:rPr>
-        <w:t xml:space="preserve">Adjunta una captura donde se muestre que Wordpress funciona y otra captura donde se pueda observar que los dos contenedores están funcionando (con “</w:t>
-      </w:r>
-      <w:r>
-        <w:rPr>
-          <w:b w:val="1"/>
-          <w:bCs w:val="1"/>
-          <w:i w:val="1"/>
-          <w:iCs w:val="1"/>
-          <w:rtl w:val="0"/>
-        </w:rPr>
-        <w:t xml:space="preserve">docker ps</w:t>
-      </w:r>
-      <w:r>
-        <w:rPr>
-          <w:rtl w:val="0"/>
-        </w:rPr>
-        <w:t xml:space="preserve">”).</w:t>
-      </w:r>
-    </w:p>
-    <w:p>
-      <w:pPr>
-        <w:pStyle w:val="Heading1"/>
-        <w:pageBreakBefore w:val="0"/>
-        <w:numPr>
-          <w:ilvl w:val="0"/>
-          <w:numId w:val="1"/>
-        </w:numPr>
-        <w:ind w:left="432"/>
-        <w:rPr>
-          <w:smallCaps w:val="1"/>
-          <w:color w:val="669966"/>
-          <w:sz w:val="28"/>
-          <w:szCs w:val="28"/>
-        </w:rPr>
-      </w:pPr>
-      <w:bookmarkStart w:colFirst="0" w:colLast="0" w:name="_ow4x0s724zlg" w:id="3"/>
-      <w:bookmarkEnd w:id="3"/>
-      <w:r>
-        <w:rPr>
-          <w:rtl w:val="0"/>
-        </w:rPr>
-        <w:t xml:space="preserve">Entrega “Caso práctico 2”</w:t>
-      </w:r>
-    </w:p>
-    <w:p>
-      <w:pPr>
-        <w:pageBreakBefore w:val="0"/>
-        <w:rPr/>
-      </w:pPr>
-      <w:r>
-        <w:rPr>
-          <w:rtl w:val="0"/>
-        </w:rPr>
-        <w:t xml:space="preserve">Adjunta una captura donde se muestre que el balanceo de carga funciona correctamente y otra captura donde se pueda observar que los contenedores están en marcha.</w:t>
-      </w:r>
-    </w:p>
-    <w:p>
-      <w:pPr>
-        <w:pStyle w:val="Heading1"/>
-        <w:pageBreakBefore w:val="0"/>
-        <w:numPr>
-          <w:ilvl w:val="0"/>
-          <w:numId w:val="1"/>
-        </w:numPr>
-        <w:ind w:left="432"/>
-        <w:rPr>
-          <w:smallCaps w:val="1"/>
-          <w:color w:val="669966"/>
-          <w:sz w:val="28"/>
-          <w:szCs w:val="28"/>
-        </w:rPr>
-      </w:pPr>
-      <w:bookmarkStart w:colFirst="0" w:colLast="0" w:name="_zer127gbm0zw" w:id="4"/>
-      <w:bookmarkEnd w:id="4"/>
-      <w:r>
-        <w:rPr>
-          <w:rtl w:val="0"/>
-        </w:rPr>
-        <w:t xml:space="preserve">Entrega “Caso práctico 3”</w:t>
-      </w:r>
-    </w:p>
-    <w:p>
-      <w:pPr>
-        <w:pageBreakBefore w:val="0"/>
-        <w:rPr/>
-      </w:pPr>
-      <w:r>
-        <w:rPr>
-          <w:rtl w:val="0"/>
-        </w:rPr>
-        <w:t xml:space="preserve">Adjunta una captura donde se muestre como se ha accedido a MySQL y se ha hecho la consulta de prueba de rendimiento propuestas.</w:t>
       </w:r>
     </w:p>
     <w:p>
@@ -1515,6 +1388,36 @@
           <w:numId w:val="1"/>
         </w:numPr>
         <w:ind w:left="432"/>
+      </w:pPr>
+      <w:bookmarkStart w:colFirst="0" w:colLast="0" w:name="_xu5on6towlw5" w:id="2"/>
+      <w:bookmarkEnd w:id="2"/>
+      <w:r>
+        <w:rPr>
+          <w:rtl w:val="0"/>
+        </w:rPr>
+        <w:t xml:space="preserve">Entrega “Caso práctico 1”</w:t>
+      </w:r>
+    </w:p>
+    <w:p>
+      <w:pPr>
+        <w:rPr/>
+      </w:pPr>
+      <w:r>
+        <w:rPr>
+          <w:rtl w:val="0"/>
+        </w:rPr>
+        <w:t xml:space="preserve">Adjunta una captura donde se muestre como  Grafana funciona correctamente.</w:t>
+      </w:r>
+    </w:p>
+    <w:p>
+      <w:pPr>
+        <w:pStyle w:val="Heading1"/>
+        <w:pageBreakBefore w:val="0"/>
+        <w:numPr>
+          <w:ilvl w:val="0"/>
+          <w:numId w:val="1"/>
+        </w:numPr>
+        <w:ind w:left="432"/>
         <w:rPr>
           <w:smallCaps w:val="1"/>
           <w:color w:val="669966"/>
@@ -1522,24 +1425,78 @@
           <w:szCs w:val="28"/>
         </w:rPr>
       </w:pPr>
-      <w:bookmarkStart w:colFirst="0" w:colLast="0" w:name="_xu5on6towlw5" w:id="5"/>
-      <w:bookmarkEnd w:id="5"/>
-      <w:r>
-        <w:rPr>
-          <w:rtl w:val="0"/>
-        </w:rPr>
-        <w:t xml:space="preserve">Entrega “Caso práctico 4”</w:t>
-      </w:r>
-    </w:p>
-    <w:p>
-      <w:pPr>
+      <w:bookmarkStart w:colFirst="0" w:colLast="0" w:name="_vyhbfp4t666x" w:id="3"/>
+      <w:bookmarkEnd w:id="3"/>
+      <w:r>
+        <w:rPr>
+          <w:rtl w:val="0"/>
+        </w:rPr>
+        <w:t xml:space="preserve">Entrega “Caso práctico 2”</w:t>
+      </w:r>
+    </w:p>
+    <w:p>
+      <w:pPr>
+        <w:pageBreakBefore w:val="0"/>
         <w:rPr/>
       </w:pPr>
       <w:r>
         <w:rPr>
           <w:rtl w:val="0"/>
         </w:rPr>
-        <w:t xml:space="preserve">Adjunta una captura donde se muestre como  Grafana funciona correctamente.</w:t>
+        <w:t xml:space="preserve">Adjunta una captura donde se muestre que Wordpress funciona y otra captura donde se pueda observar que los dos contenedores están funcionando (con “</w:t>
+      </w:r>
+      <w:r>
+        <w:rPr>
+          <w:b w:val="1"/>
+          <w:bCs w:val="1"/>
+          <w:i w:val="1"/>
+          <w:iCs w:val="1"/>
+          <w:rtl w:val="0"/>
+        </w:rPr>
+        <w:t xml:space="preserve">docker ps</w:t>
+      </w:r>
+      <w:r>
+        <w:rPr>
+          <w:rtl w:val="0"/>
+        </w:rPr>
+        <w:t xml:space="preserve">”).</w:t>
+      </w:r>
+    </w:p>
+    <w:p>
+      <w:pPr>
+        <w:pStyle w:val="Heading1"/>
+        <w:pageBreakBefore w:val="0"/>
+        <w:numPr>
+          <w:ilvl w:val="0"/>
+          <w:numId w:val="1"/>
+        </w:numPr>
+        <w:ind w:left="432"/>
+        <w:rPr>
+          <w:smallCaps w:val="1"/>
+          <w:color w:val="669966"/>
+          <w:sz w:val="28"/>
+          <w:szCs w:val="28"/>
+        </w:rPr>
+      </w:pPr>
+      <w:bookmarkStart w:colFirst="0" w:colLast="0" w:name="_ow4x0s724zlg" w:id="4"/>
+      <w:bookmarkEnd w:id="4"/>
+      <w:r>
+        <w:rPr>
+          <w:rtl w:val="0"/>
+        </w:rPr>
+        <w:t xml:space="preserve">Entrega “Caso práctico 3”</w:t>
+      </w:r>
+    </w:p>
+    <w:p>
+      <w:pPr>
+        <w:pageBreakBefore w:val="0"/>
+        <w:rPr/>
+      </w:pPr>
+      <w:r>
+        <w:rPr>
+          <w:rtl w:val="0"/>
+        </w:rPr>
+        <w:t xml:space="preserve">Adjunta una captura donde se muestre que el balanceo de carga funciona correctamente y otra captura donde se pueda observar que los contenedores están en marcha.</w:t>
       </w:r>
     </w:p>
     <w:p>
@@ -1614,7 +1571,7 @@
         <w:szCs w:val="18"/>
         <w:rtl w:val="0"/>
       </w:rPr>
-      <w:t xml:space="preserve">Curso Introducción a Docker</w:t>
+      <w:t xml:space="preserve">Curso Introducción a Docker y Kubernetes</w:t>
       <w:tab/>
       <w:tab/>
       <w:t xml:space="preserve">UD05 - Página </w:t>
@@ -1732,7 +1689,7 @@
         <w:szCs w:val="18"/>
         <w:rtl w:val="0"/>
       </w:rPr>
-      <w:t xml:space="preserve">Curso Introducción a Docker </w:t>
+      <w:t xml:space="preserve">Curso Introducción a Docker y Kubernetes</w:t>
       <w:tab/>
       <w:tab/>
       <w:t xml:space="preserve">UD05. Actividades entregables</w:t>
